--- a/public/templates/保密协议.docx
+++ b/public/templates/保密协议.docx
@@ -239,37 +239,79 @@
           <w:sz w:val="24"/>
           <w:szCs w:val="24"/>
         </w:rPr>
-        <w:t xml:space="preserve">1. 乙方不得向任何第三方披露保密信息；</w:t>
-      </w:r>
-    </w:p>
-    <w:p>
-      <w:pPr>
-        <w:spacing w:line="360"/>
-        <w:ind w:firstLine="480"/>
-      </w:pPr>
-      <w:r>
-        <w:rPr>
-          <w:rFonts w:ascii="宋体" w:cs="宋体" w:eastAsia="宋体" w:hAnsi="宋体"/>
-          <w:color w:val="FF0000"/>
-          <w:sz w:val="24"/>
-          <w:szCs w:val="24"/>
-        </w:rPr>
-        <w:t xml:space="preserve">2. 乙方仅可为{{合作目的}}使用保密信息；</w:t>
-      </w:r>
-    </w:p>
-    <w:p>
-      <w:pPr>
-        <w:spacing w:line="360"/>
-        <w:ind w:firstLine="480"/>
-      </w:pPr>
-      <w:r>
-        <w:rPr>
-          <w:rFonts w:ascii="宋体" w:cs="宋体" w:eastAsia="宋体" w:hAnsi="宋体"/>
-          <w:color w:val="FF0000"/>
-          <w:sz w:val="24"/>
-          <w:szCs w:val="24"/>
-        </w:rPr>
-        <w:t xml:space="preserve">3. {{其他保密义务}}。</w:t>
+        <w:t xml:space="preserve">1. 乙方不得向任何第三方披露保密信息，包括但不限于通过口头、书面、电子等方式；</w:t>
+      </w:r>
+    </w:p>
+    <w:p>
+      <w:pPr>
+        <w:spacing w:line="360"/>
+        <w:ind w:firstLine="480"/>
+      </w:pPr>
+      <w:r>
+        <w:rPr>
+          <w:rFonts w:ascii="宋体" w:cs="宋体" w:eastAsia="宋体" w:hAnsi="宋体"/>
+          <w:color w:val="FF0000"/>
+          <w:sz w:val="24"/>
+          <w:szCs w:val="24"/>
+        </w:rPr>
+        <w:t xml:space="preserve">2. 乙方仅可为{{合作目的}}使用保密信息，不得用于其他任何目的；</w:t>
+      </w:r>
+    </w:p>
+    <w:p>
+      <w:pPr>
+        <w:spacing w:line="360"/>
+        <w:ind w:firstLine="480"/>
+      </w:pPr>
+      <w:r>
+        <w:rPr>
+          <w:rFonts w:ascii="宋体" w:cs="宋体" w:eastAsia="宋体" w:hAnsi="宋体"/>
+          <w:sz w:val="24"/>
+          <w:szCs w:val="24"/>
+        </w:rPr>
+        <w:t xml:space="preserve">3. 乙方应采取合理的保密措施，防止保密信息泄露、丢失或被窃取；</w:t>
+      </w:r>
+    </w:p>
+    <w:p>
+      <w:pPr>
+        <w:spacing w:line="360"/>
+        <w:ind w:firstLine="480"/>
+      </w:pPr>
+      <w:r>
+        <w:rPr>
+          <w:rFonts w:ascii="宋体" w:cs="宋体" w:eastAsia="宋体" w:hAnsi="宋体"/>
+          <w:sz w:val="24"/>
+          <w:szCs w:val="24"/>
+        </w:rPr>
+        <w:t xml:space="preserve">4. 乙方不得复制、摘录、传播保密信息，除非获得甲方书面同意；</w:t>
+      </w:r>
+    </w:p>
+    <w:p>
+      <w:pPr>
+        <w:spacing w:line="360"/>
+        <w:ind w:firstLine="480"/>
+      </w:pPr>
+      <w:r>
+        <w:rPr>
+          <w:rFonts w:ascii="宋体" w:cs="宋体" w:eastAsia="宋体" w:hAnsi="宋体"/>
+          <w:sz w:val="24"/>
+          <w:szCs w:val="24"/>
+        </w:rPr>
+        <w:t xml:space="preserve">5. 乙方应要求其员工、代理人、顾问等接触保密信息的人员承担同样的保密义务；</w:t>
+      </w:r>
+    </w:p>
+    <w:p>
+      <w:pPr>
+        <w:spacing w:line="360"/>
+        <w:ind w:firstLine="480"/>
+      </w:pPr>
+      <w:r>
+        <w:rPr>
+          <w:rFonts w:ascii="宋体" w:cs="宋体" w:eastAsia="宋体" w:hAnsi="宋体"/>
+          <w:color w:val="FF0000"/>
+          <w:sz w:val="24"/>
+          <w:szCs w:val="24"/>
+        </w:rPr>
+        <w:t xml:space="preserve">6. {{其他保密义务}}。</w:t>
       </w:r>
     </w:p>
     <w:p/>
@@ -301,7 +343,35 @@
           <w:sz w:val="24"/>
           <w:szCs w:val="24"/>
         </w:rPr>
-        <w:t xml:space="preserve">本协议有效期为{{协议期限}}年，自{{开始日期}}起至{{结束日期}}止。</w:t>
+        <w:t xml:space="preserve">1. 本协议有效期为{{协议期限}}年，自{{开始日期}}起至{{结束日期}}止。</w:t>
+      </w:r>
+    </w:p>
+    <w:p>
+      <w:pPr>
+        <w:spacing w:line="360"/>
+        <w:ind w:firstLine="480"/>
+      </w:pPr>
+      <w:r>
+        <w:rPr>
+          <w:rFonts w:ascii="宋体" w:cs="宋体" w:eastAsia="宋体" w:hAnsi="宋体"/>
+          <w:sz w:val="24"/>
+          <w:szCs w:val="24"/>
+        </w:rPr>
+        <w:t xml:space="preserve">2. 保密义务不因本协议终止而终止，乙方应在本协议终止后继续承担保密义务，直至保密信息进入公有领域或甲方书面解除乙方的保密义务。</w:t>
+      </w:r>
+    </w:p>
+    <w:p>
+      <w:pPr>
+        <w:spacing w:line="360"/>
+        <w:ind w:firstLine="480"/>
+      </w:pPr>
+      <w:r>
+        <w:rPr>
+          <w:rFonts w:ascii="宋体" w:cs="宋体" w:eastAsia="宋体" w:hAnsi="宋体"/>
+          <w:sz w:val="24"/>
+          <w:szCs w:val="24"/>
+        </w:rPr>
+        <w:t xml:space="preserve">3. 如双方另行签订保密协议，以另行签订的保密协议为准。</w:t>
       </w:r>
     </w:p>
     <w:p/>
@@ -346,36 +416,79 @@
           <w:sz w:val="24"/>
           <w:szCs w:val="24"/>
         </w:rPr>
-        <w:t xml:space="preserve">1. 停止违约行为；</w:t>
-      </w:r>
-    </w:p>
-    <w:p>
-      <w:pPr>
-        <w:spacing w:line="360"/>
-        <w:ind w:firstLine="480"/>
-      </w:pPr>
-      <w:r>
-        <w:rPr>
-          <w:rFonts w:ascii="宋体" w:cs="宋体" w:eastAsia="宋体" w:hAnsi="宋体"/>
-          <w:sz w:val="24"/>
-          <w:szCs w:val="24"/>
-        </w:rPr>
-        <w:t xml:space="preserve">2. 赔偿甲方因此遭受的全部损失；</w:t>
-      </w:r>
-    </w:p>
-    <w:p>
-      <w:pPr>
-        <w:spacing w:line="360"/>
-        <w:ind w:firstLine="480"/>
-      </w:pPr>
-      <w:r>
-        <w:rPr>
-          <w:rFonts w:ascii="宋体" w:cs="宋体" w:eastAsia="宋体" w:hAnsi="宋体"/>
-          <w:color w:val="FF0000"/>
-          <w:sz w:val="24"/>
-          <w:szCs w:val="24"/>
-        </w:rPr>
-        <w:t xml:space="preserve">3. {{其他违约责任}}。</w:t>
+        <w:t xml:space="preserve">1. 立即停止违约行为，并采取有效措施防止损失扩大；</w:t>
+      </w:r>
+    </w:p>
+    <w:p>
+      <w:pPr>
+        <w:spacing w:line="360"/>
+        <w:ind w:firstLine="480"/>
+      </w:pPr>
+      <w:r>
+        <w:rPr>
+          <w:rFonts w:ascii="宋体" w:cs="宋体" w:eastAsia="宋体" w:hAnsi="宋体"/>
+          <w:sz w:val="24"/>
+          <w:szCs w:val="24"/>
+        </w:rPr>
+        <w:t xml:space="preserve">2. 赔偿甲方因此遭受的全部损失，包括但不限于直接损失、间接损失、利润损失、商誉损失等；</w:t>
+      </w:r>
+    </w:p>
+    <w:p>
+      <w:pPr>
+        <w:spacing w:line="360"/>
+        <w:ind w:firstLine="480"/>
+      </w:pPr>
+      <w:r>
+        <w:rPr>
+          <w:rFonts w:ascii="宋体" w:cs="宋体" w:eastAsia="宋体" w:hAnsi="宋体"/>
+          <w:color w:val="FF0000"/>
+          <w:sz w:val="24"/>
+          <w:szCs w:val="24"/>
+        </w:rPr>
+        <w:t xml:space="preserve">3. 支付违约金人民币{{违约金金额}}元；</w:t>
+      </w:r>
+    </w:p>
+    <w:p>
+      <w:pPr>
+        <w:spacing w:line="360"/>
+        <w:ind w:firstLine="480"/>
+      </w:pPr>
+      <w:r>
+        <w:rPr>
+          <w:rFonts w:ascii="宋体" w:cs="宋体" w:eastAsia="宋体" w:hAnsi="宋体"/>
+          <w:sz w:val="24"/>
+          <w:szCs w:val="24"/>
+        </w:rPr>
+        <w:t xml:space="preserve">4. 承担甲方为追究违约责任而支出的全部费用，包括但不限于律师费、诉讼费、调查取证费等；</w:t>
+      </w:r>
+    </w:p>
+    <w:p>
+      <w:pPr>
+        <w:spacing w:line="360"/>
+        <w:ind w:firstLine="480"/>
+      </w:pPr>
+      <w:r>
+        <w:rPr>
+          <w:rFonts w:ascii="宋体" w:cs="宋体" w:eastAsia="宋体" w:hAnsi="宋体"/>
+          <w:sz w:val="24"/>
+          <w:szCs w:val="24"/>
+        </w:rPr>
+        <w:t xml:space="preserve">5. 如违约行为构成犯罪的，甲方有权向司法机关举报，追究乙方的刑事责任；</w:t>
+      </w:r>
+    </w:p>
+    <w:p>
+      <w:pPr>
+        <w:spacing w:line="360"/>
+        <w:ind w:firstLine="480"/>
+      </w:pPr>
+      <w:r>
+        <w:rPr>
+          <w:rFonts w:ascii="宋体" w:cs="宋体" w:eastAsia="宋体" w:hAnsi="宋体"/>
+          <w:color w:val="FF0000"/>
+          <w:sz w:val="24"/>
+          <w:szCs w:val="24"/>
+        </w:rPr>
+        <w:t xml:space="preserve">6. {{其他违约责任}}。</w:t>
       </w:r>
     </w:p>
     <w:p/>
@@ -407,7 +520,50 @@
           <w:sz w:val="24"/>
           <w:szCs w:val="24"/>
         </w:rPr>
-        <w:t xml:space="preserve">本协议履行过程中发生争议的，由双方协商解决；协商不成的，依法向{{管辖法院}}人民法院起诉。</w:t>
+        <w:t xml:space="preserve">1. 本协议履行过程中发生争议的，由双方协商解决；协商不成的，依法向{{管辖法院}}人民法院起诉。</w:t>
+      </w:r>
+    </w:p>
+    <w:p>
+      <w:pPr>
+        <w:spacing w:line="360"/>
+        <w:ind w:firstLine="480"/>
+      </w:pPr>
+      <w:r>
+        <w:rPr>
+          <w:rFonts w:ascii="宋体" w:cs="宋体" w:eastAsia="宋体" w:hAnsi="宋体"/>
+          <w:color w:val="FF0000"/>
+          <w:sz w:val="24"/>
+          <w:szCs w:val="24"/>
+        </w:rPr>
+        <w:t xml:space="preserve">2. 双方确认，本协议签订地为{{签订地点}}，协议履行地为{{履行地点}}。</w:t>
+      </w:r>
+    </w:p>
+    <w:p>
+      <w:pPr>
+        <w:spacing w:line="360"/>
+        <w:ind w:firstLine="480"/>
+      </w:pPr>
+      <w:r>
+        <w:rPr>
+          <w:rFonts w:ascii="宋体" w:cs="宋体" w:eastAsia="宋体" w:hAnsi="宋体"/>
+          <w:sz w:val="24"/>
+          <w:szCs w:val="24"/>
+        </w:rPr>
+        <w:t xml:space="preserve">3. 争议期间，除争议事项外，本协议其他条款仍应履行，任何一方不得以争议为由拒绝履行其他义务。</w:t>
+      </w:r>
+    </w:p>
+    <w:p>
+      <w:pPr>
+        <w:spacing w:line="360"/>
+        <w:ind w:firstLine="480"/>
+      </w:pPr>
+      <w:r>
+        <w:rPr>
+          <w:rFonts w:ascii="宋体" w:cs="宋体" w:eastAsia="宋体" w:hAnsi="宋体"/>
+          <w:sz w:val="24"/>
+          <w:szCs w:val="24"/>
+        </w:rPr>
+        <w:t xml:space="preserve">4. 因本协议产生的诉讼费、律师费、保全费、执行费等费用，由败诉方承担。</w:t>
       </w:r>
     </w:p>
     <w:p/>
